--- a/documentos/TCC_Evasao_Escolar.docx
+++ b/documentos/TCC_Evasao_Escolar.docx
@@ -17384,7 +17384,7 @@
           <w:rFonts w:ascii="Arial" w:hAnsi="Arial" w:eastAsia="Arial" w:cs="Arial"/>
           <w:b w:val="0"/>
         </w:rPr>
-        <w:t>b) Testes automatizados: a suíte tem 132 testes e roda por inteiro a cada alteração. Ela cobre os filtros do universo, a integridade da base histórica, a leitura das planilhas do INEP, o casamento no tempo entre as características e o abandono, a ausência de vazamento entre treino e teste, a consistência das explicações, a ordenação da lista e a equivalência entre as características de treino e as de predição;</w:t>
+        <w:t>b) Testes automatizados: a suíte tem 138 testes e roda por inteiro a cada alteração. Ela cobre os filtros do universo, a integridade da base histórica, a leitura das planilhas do INEP, o casamento no tempo entre as características e o abandono, a ausência de vazamento entre treino e teste, a consistência das explicações, a ordenação da lista e a equivalência entre as características de treino e as de predição;</w:t>
       </w:r>
     </w:p>
     <w:p>
@@ -18691,7 +18691,7 @@
           <w:rFonts w:ascii="Arial" w:hAnsi="Arial" w:eastAsia="Arial" w:cs="Arial"/>
           <w:b w:val="0"/>
         </w:rPr>
-        <w:t>A corretude do sistema é garantida por uma suíte de 132 testes automatizados, que roda por inteiro a cada alteração; todos passam na última execução. Mais do que a quantidade, importa o tipo de risco que eles cobrem. Em sistemas que aprendem a partir de dados, os erros de preparação em geral não interrompem a execução: produzem, em silêncio, um modelo inválido que continua respondendo normalmente, risco já documentado como característico de sistemas de aprendizado de máquina em produção (SCULLEY et al., 2015). Um deslocamento de um ano no casamento entre as características e o abandono, por exemplo, destruiria todo o valor preditivo sem gerar qualquer sintoma. Por isso os testes se concentram nos riscos que comprometeriam a validade dos resultados. O Quadro 4 relaciona os principais módulos de teste aos riscos que cada um cobre.</w:t>
+        <w:t>A corretude do sistema é garantida por uma suíte de 138 testes automatizados, que roda por inteiro a cada alteração; todos passam na última execução. Mais do que a quantidade, importa o tipo de risco que eles cobrem. Em sistemas que aprendem a partir de dados, os erros de preparação em geral não interrompem a execução: produzem, em silêncio, um modelo inválido que continua respondendo normalmente, risco já documentado como característico de sistemas de aprendizado de máquina em produção (SCULLEY et al., 2015). Um deslocamento de um ano no casamento entre as características e o abandono, por exemplo, destruiria todo o valor preditivo sem gerar qualquer sintoma. Por isso os testes se concentram nos riscos que comprometeriam a validade dos resultados. O Quadro 4 relaciona os principais módulos de teste aos riscos que cada um cobre.</w:t>
       </w:r>
     </w:p>
     <w:p>
@@ -29703,7 +29703,7 @@
           <w:rFonts w:ascii="Arial" w:hAnsi="Arial" w:eastAsia="Arial" w:cs="Arial"/>
           <w:b w:val="0"/>
         </w:rPr>
-        <w:t>Cinco resultados resumem o trabalho. O sistema é confiável no que se propõe: uma suíte de 132 testes cobre os erros que passariam despercebidos, e os resultados são reproduzíveis a partir dos dados originais.</w:t>
+        <w:t>Cinco resultados resumem o trabalho. O sistema é confiável no que se propõe: uma suíte de 138 testes cobre os erros que passariam despercebidos, e os resultados são reproduzíveis a partir dos dados originais.</w:t>
       </w:r>
     </w:p>
     <w:p>
@@ -29930,7 +29930,7 @@
           <w:rFonts w:ascii="Arial" w:hAnsi="Arial" w:eastAsia="Arial" w:cs="Arial"/>
           <w:b w:val="0"/>
         </w:rPr>
-        <w:t>Sobre a engenharia: o sistema foi construído com arquitetura em camadas, dependências em sentido único, 132 testes automatizados e reprodutibilidade completa a partir dos dados originais. Essas propriedades não são acessórias: em um sistema que aprende com dados, elas são a única defesa contra erros que não se manifestam em tempo de execução.</w:t>
+        <w:t>Sobre a engenharia: o sistema foi construído com arquitetura em camadas, dependências em sentido único, 138 testes automatizados e reprodutibilidade completa a partir dos dados originais. Essas propriedades não são acessórias: em um sistema que aprende com dados, elas são a única defesa contra erros que não se manifestam em tempo de execução.</w:t>
       </w:r>
     </w:p>
     <w:p>
